--- a/public/Практическое обучение/Тест.docx
+++ b/public/Практическое обучение/Тест.docx
@@ -4,916 +4,1340 @@
   <w:body>
     <w:p>
       <w:pPr>
-        <w:shd w:val="clear" w:color="auto" w:fill="FFFFFF"/>
-        <w:spacing w:after="150" w:line="240" w:lineRule="auto"/>
-        <w:jc w:val="center"/>
-        <w:rPr>
-          <w:rFonts w:ascii="Times New Roman" w:eastAsia="Times New Roman" w:hAnsi="Times New Roman" w:cs="Times New Roman"/>
-          <w:b/>
-          <w:bCs/>
-          <w:color w:val="333333"/>
-          <w:sz w:val="28"/>
-          <w:szCs w:val="28"/>
-          <w:lang w:eastAsia="ru-RU"/>
-        </w:rPr>
-      </w:pPr>
-    </w:p>
-    <w:p>
-      <w:pPr>
-        <w:shd w:val="clear" w:color="auto" w:fill="FFFFFF"/>
-        <w:spacing w:after="150" w:line="240" w:lineRule="auto"/>
-        <w:jc w:val="center"/>
-        <w:rPr>
-          <w:rFonts w:ascii="Times New Roman" w:eastAsia="Times New Roman" w:hAnsi="Times New Roman" w:cs="Times New Roman"/>
-          <w:color w:val="333333"/>
-          <w:sz w:val="28"/>
-          <w:szCs w:val="28"/>
-          <w:lang w:eastAsia="ru-RU"/>
-        </w:rPr>
-      </w:pPr>
-      <w:r>
-        <w:rPr>
-          <w:rFonts w:ascii="Times New Roman" w:eastAsia="Times New Roman" w:hAnsi="Times New Roman" w:cs="Times New Roman"/>
-          <w:b/>
-          <w:bCs/>
-          <w:color w:val="333333"/>
-          <w:sz w:val="28"/>
-          <w:szCs w:val="28"/>
-          <w:lang w:eastAsia="ru-RU"/>
-        </w:rPr>
-        <w:t>Профессиональный диктант</w:t>
-      </w:r>
-    </w:p>
-    <w:p>
-      <w:pPr>
-        <w:shd w:val="clear" w:color="auto" w:fill="FFFFFF"/>
-        <w:spacing w:after="150" w:line="240" w:lineRule="auto"/>
-        <w:jc w:val="center"/>
-        <w:rPr>
-          <w:rFonts w:ascii="Times New Roman" w:eastAsia="Times New Roman" w:hAnsi="Times New Roman" w:cs="Times New Roman"/>
-          <w:color w:val="333333"/>
-          <w:sz w:val="28"/>
-          <w:szCs w:val="28"/>
-          <w:lang w:eastAsia="ru-RU"/>
-        </w:rPr>
-      </w:pPr>
-      <w:r>
-        <w:rPr>
-          <w:rFonts w:ascii="Times New Roman" w:eastAsia="Times New Roman" w:hAnsi="Times New Roman" w:cs="Times New Roman"/>
-          <w:b/>
-          <w:bCs/>
-          <w:color w:val="333333"/>
-          <w:sz w:val="28"/>
-          <w:szCs w:val="28"/>
-          <w:lang w:eastAsia="ru-RU"/>
-        </w:rPr>
-        <w:t>Задание:</w:t>
-      </w:r>
-      <w:r>
-        <w:rPr>
-          <w:rFonts w:ascii="Times New Roman" w:eastAsia="Times New Roman" w:hAnsi="Times New Roman" w:cs="Times New Roman"/>
-          <w:color w:val="333333"/>
-          <w:sz w:val="28"/>
-          <w:szCs w:val="28"/>
-          <w:lang w:eastAsia="ru-RU"/>
-        </w:rPr>
-        <w:t> продолжить предложения</w:t>
-      </w:r>
-    </w:p>
-    <w:p>
-      <w:pPr>
-        <w:shd w:val="clear" w:color="auto" w:fill="FFFFFF"/>
-        <w:spacing w:after="150" w:line="240" w:lineRule="auto"/>
-        <w:rPr>
-          <w:rFonts w:ascii="Times New Roman" w:eastAsia="Times New Roman" w:hAnsi="Times New Roman" w:cs="Times New Roman"/>
-          <w:color w:val="333333"/>
-          <w:sz w:val="24"/>
-          <w:szCs w:val="24"/>
-          <w:lang w:eastAsia="ru-RU"/>
-        </w:rPr>
-      </w:pPr>
-    </w:p>
-    <w:tbl>
-      <w:tblPr>
-        <w:tblW w:w="9930" w:type="dxa"/>
-        <w:shd w:val="clear" w:color="auto" w:fill="FFFFFF"/>
-        <w:tblCellMar>
-          <w:top w:w="105" w:type="dxa"/>
-          <w:left w:w="105" w:type="dxa"/>
-          <w:bottom w:w="105" w:type="dxa"/>
-          <w:right w:w="105" w:type="dxa"/>
-        </w:tblCellMar>
-        <w:tblLook w:val="04A0" w:firstRow="1" w:lastRow="0" w:firstColumn="1" w:lastColumn="0" w:noHBand="0" w:noVBand="1"/>
-      </w:tblPr>
-      <w:tblGrid>
-        <w:gridCol w:w="914"/>
-        <w:gridCol w:w="6090"/>
-        <w:gridCol w:w="2926"/>
-      </w:tblGrid>
-      <w:tr>
-        <w:tc>
-          <w:tcPr>
-            <w:tcW w:w="914" w:type="dxa"/>
-            <w:tcBorders>
-              <w:top w:val="single" w:sz="6" w:space="0" w:color="000001"/>
-              <w:left w:val="single" w:sz="6" w:space="0" w:color="000001"/>
-              <w:bottom w:val="single" w:sz="6" w:space="0" w:color="000001"/>
-              <w:right w:val="single" w:sz="6" w:space="0" w:color="000001"/>
-            </w:tcBorders>
-            <w:shd w:val="clear" w:color="auto" w:fill="FFFFFF"/>
-            <w:tcMar>
-              <w:top w:w="0" w:type="dxa"/>
-              <w:left w:w="115" w:type="dxa"/>
-              <w:bottom w:w="0" w:type="dxa"/>
-              <w:right w:w="115" w:type="dxa"/>
-            </w:tcMar>
-            <w:hideMark/>
-          </w:tcPr>
-          <w:p>
-            <w:pPr>
-              <w:spacing w:after="150" w:line="240" w:lineRule="auto"/>
-              <w:jc w:val="center"/>
-              <w:rPr>
-                <w:rFonts w:ascii="Times New Roman" w:eastAsia="Times New Roman" w:hAnsi="Times New Roman" w:cs="Times New Roman"/>
-                <w:color w:val="333333"/>
-                <w:sz w:val="24"/>
-                <w:szCs w:val="24"/>
-                <w:lang w:eastAsia="ru-RU"/>
-              </w:rPr>
-            </w:pPr>
-            <w:r>
-              <w:rPr>
-                <w:rFonts w:ascii="Times New Roman" w:eastAsia="Times New Roman" w:hAnsi="Times New Roman" w:cs="Times New Roman"/>
-                <w:color w:val="333333"/>
-                <w:sz w:val="24"/>
-                <w:szCs w:val="24"/>
-                <w:lang w:eastAsia="ru-RU"/>
-              </w:rPr>
-              <w:t>№ </w:t>
-            </w:r>
-            <w:r>
-              <w:rPr>
-                <w:rFonts w:ascii="Times New Roman" w:eastAsia="Times New Roman" w:hAnsi="Times New Roman" w:cs="Times New Roman"/>
-                <w:b/>
-                <w:bCs/>
-                <w:color w:val="333333"/>
-                <w:sz w:val="24"/>
-                <w:szCs w:val="24"/>
-                <w:lang w:eastAsia="ru-RU"/>
-              </w:rPr>
-              <w:t>п/п</w:t>
-            </w:r>
-          </w:p>
-        </w:tc>
-        <w:tc>
-          <w:tcPr>
-            <w:tcW w:w="6090" w:type="dxa"/>
-            <w:tcBorders>
-              <w:top w:val="single" w:sz="6" w:space="0" w:color="000001"/>
-              <w:left w:val="single" w:sz="6" w:space="0" w:color="000001"/>
-              <w:bottom w:val="single" w:sz="6" w:space="0" w:color="000001"/>
-              <w:right w:val="single" w:sz="6" w:space="0" w:color="000001"/>
-            </w:tcBorders>
-            <w:shd w:val="clear" w:color="auto" w:fill="FFFFFF"/>
-            <w:tcMar>
-              <w:top w:w="0" w:type="dxa"/>
-              <w:left w:w="115" w:type="dxa"/>
-              <w:bottom w:w="0" w:type="dxa"/>
-              <w:right w:w="115" w:type="dxa"/>
-            </w:tcMar>
-            <w:hideMark/>
-          </w:tcPr>
-          <w:p>
-            <w:pPr>
-              <w:spacing w:after="150" w:line="240" w:lineRule="auto"/>
-              <w:jc w:val="center"/>
-              <w:rPr>
-                <w:rFonts w:ascii="Times New Roman" w:eastAsia="Times New Roman" w:hAnsi="Times New Roman" w:cs="Times New Roman"/>
-                <w:color w:val="333333"/>
-                <w:sz w:val="24"/>
-                <w:szCs w:val="24"/>
-                <w:lang w:eastAsia="ru-RU"/>
-              </w:rPr>
-            </w:pPr>
-            <w:r>
-              <w:rPr>
-                <w:rFonts w:ascii="Times New Roman" w:eastAsia="Times New Roman" w:hAnsi="Times New Roman" w:cs="Times New Roman"/>
-                <w:b/>
-                <w:bCs/>
-                <w:color w:val="333333"/>
-                <w:sz w:val="24"/>
-                <w:szCs w:val="24"/>
-                <w:lang w:eastAsia="ru-RU"/>
-              </w:rPr>
-              <w:t>Начало предложения</w:t>
-            </w:r>
-          </w:p>
-        </w:tc>
-        <w:tc>
-          <w:tcPr>
-            <w:tcW w:w="2926" w:type="dxa"/>
-            <w:tcBorders>
-              <w:top w:val="single" w:sz="6" w:space="0" w:color="000001"/>
-              <w:left w:val="single" w:sz="6" w:space="0" w:color="000001"/>
-              <w:bottom w:val="single" w:sz="6" w:space="0" w:color="000001"/>
-              <w:right w:val="single" w:sz="6" w:space="0" w:color="000001"/>
-            </w:tcBorders>
-            <w:shd w:val="clear" w:color="auto" w:fill="FFFFFF"/>
-            <w:tcMar>
-              <w:top w:w="0" w:type="dxa"/>
-              <w:left w:w="115" w:type="dxa"/>
-              <w:bottom w:w="0" w:type="dxa"/>
-              <w:right w:w="115" w:type="dxa"/>
-            </w:tcMar>
-            <w:hideMark/>
-          </w:tcPr>
-          <w:p>
-            <w:pPr>
-              <w:spacing w:after="150" w:line="240" w:lineRule="auto"/>
-              <w:jc w:val="center"/>
-              <w:rPr>
-                <w:rFonts w:ascii="Times New Roman" w:eastAsia="Times New Roman" w:hAnsi="Times New Roman" w:cs="Times New Roman"/>
-                <w:color w:val="333333"/>
-                <w:sz w:val="24"/>
-                <w:szCs w:val="24"/>
-                <w:lang w:eastAsia="ru-RU"/>
-              </w:rPr>
-            </w:pPr>
-            <w:r>
-              <w:rPr>
-                <w:rFonts w:ascii="Times New Roman" w:eastAsia="Times New Roman" w:hAnsi="Times New Roman" w:cs="Times New Roman"/>
-                <w:b/>
-                <w:bCs/>
-                <w:color w:val="333333"/>
-                <w:sz w:val="24"/>
-                <w:szCs w:val="24"/>
-                <w:lang w:eastAsia="ru-RU"/>
-              </w:rPr>
-              <w:t>Эталон ответа</w:t>
-            </w:r>
-          </w:p>
-        </w:tc>
-      </w:tr>
-      <w:tr>
-        <w:tc>
-          <w:tcPr>
-            <w:tcW w:w="914" w:type="dxa"/>
-            <w:tcBorders>
-              <w:top w:val="single" w:sz="6" w:space="0" w:color="000001"/>
-              <w:left w:val="single" w:sz="6" w:space="0" w:color="000001"/>
-              <w:bottom w:val="single" w:sz="6" w:space="0" w:color="000001"/>
-              <w:right w:val="single" w:sz="6" w:space="0" w:color="000001"/>
-            </w:tcBorders>
-            <w:shd w:val="clear" w:color="auto" w:fill="FFFFFF"/>
-            <w:tcMar>
-              <w:top w:w="0" w:type="dxa"/>
-              <w:left w:w="115" w:type="dxa"/>
-              <w:bottom w:w="0" w:type="dxa"/>
-              <w:right w:w="115" w:type="dxa"/>
-            </w:tcMar>
-            <w:hideMark/>
-          </w:tcPr>
-          <w:p>
-            <w:pPr>
-              <w:spacing w:after="150" w:line="240" w:lineRule="auto"/>
-              <w:rPr>
-                <w:rFonts w:ascii="Times New Roman" w:eastAsia="Times New Roman" w:hAnsi="Times New Roman" w:cs="Times New Roman"/>
-                <w:color w:val="333333"/>
-                <w:sz w:val="24"/>
-                <w:szCs w:val="24"/>
-                <w:lang w:eastAsia="ru-RU"/>
-              </w:rPr>
-            </w:pPr>
-            <w:r>
-              <w:rPr>
-                <w:rFonts w:ascii="Times New Roman" w:eastAsia="Times New Roman" w:hAnsi="Times New Roman" w:cs="Times New Roman"/>
-                <w:color w:val="333333"/>
-                <w:sz w:val="24"/>
-                <w:szCs w:val="24"/>
-                <w:lang w:eastAsia="ru-RU"/>
-              </w:rPr>
-              <w:t>1</w:t>
-            </w:r>
-          </w:p>
-        </w:tc>
-        <w:tc>
-          <w:tcPr>
-            <w:tcW w:w="6090" w:type="dxa"/>
-            <w:tcBorders>
-              <w:top w:val="single" w:sz="6" w:space="0" w:color="000001"/>
-              <w:left w:val="single" w:sz="6" w:space="0" w:color="000001"/>
-              <w:bottom w:val="single" w:sz="6" w:space="0" w:color="000001"/>
-              <w:right w:val="single" w:sz="6" w:space="0" w:color="000001"/>
-            </w:tcBorders>
-            <w:shd w:val="clear" w:color="auto" w:fill="FFFFFF"/>
-            <w:tcMar>
-              <w:top w:w="0" w:type="dxa"/>
-              <w:left w:w="115" w:type="dxa"/>
-              <w:bottom w:w="0" w:type="dxa"/>
-              <w:right w:w="115" w:type="dxa"/>
-            </w:tcMar>
-            <w:hideMark/>
-          </w:tcPr>
-          <w:p>
-            <w:pPr>
-              <w:spacing w:after="150" w:line="240" w:lineRule="auto"/>
-              <w:rPr>
-                <w:rFonts w:ascii="Times New Roman" w:eastAsia="Times New Roman" w:hAnsi="Times New Roman" w:cs="Times New Roman"/>
-                <w:color w:val="333333"/>
-                <w:sz w:val="24"/>
-                <w:szCs w:val="24"/>
-                <w:lang w:eastAsia="ru-RU"/>
-              </w:rPr>
-            </w:pPr>
-            <w:r>
-              <w:rPr>
-                <w:rFonts w:ascii="Times New Roman" w:eastAsia="Times New Roman" w:hAnsi="Times New Roman" w:cs="Times New Roman"/>
-                <w:color w:val="333333"/>
-                <w:sz w:val="24"/>
-                <w:szCs w:val="24"/>
-                <w:lang w:eastAsia="ru-RU"/>
-              </w:rPr>
-              <w:t>Специально оборудованное место для сварки называется …</w:t>
-            </w:r>
-          </w:p>
-        </w:tc>
-        <w:tc>
-          <w:tcPr>
-            <w:tcW w:w="2926" w:type="dxa"/>
-            <w:tcBorders>
-              <w:top w:val="single" w:sz="6" w:space="0" w:color="000001"/>
-              <w:left w:val="single" w:sz="6" w:space="0" w:color="000001"/>
-              <w:bottom w:val="single" w:sz="6" w:space="0" w:color="000001"/>
-              <w:right w:val="single" w:sz="6" w:space="0" w:color="000001"/>
-            </w:tcBorders>
-            <w:shd w:val="clear" w:color="auto" w:fill="FFFFFF"/>
-            <w:tcMar>
-              <w:top w:w="0" w:type="dxa"/>
-              <w:left w:w="115" w:type="dxa"/>
-              <w:bottom w:w="0" w:type="dxa"/>
-              <w:right w:w="115" w:type="dxa"/>
-            </w:tcMar>
-            <w:hideMark/>
-          </w:tcPr>
-          <w:p>
-            <w:pPr>
-              <w:spacing w:after="150" w:line="240" w:lineRule="auto"/>
-              <w:rPr>
-                <w:rFonts w:ascii="Times New Roman" w:eastAsia="Times New Roman" w:hAnsi="Times New Roman" w:cs="Times New Roman"/>
-                <w:color w:val="333333"/>
-                <w:sz w:val="24"/>
-                <w:szCs w:val="24"/>
-                <w:lang w:eastAsia="ru-RU"/>
-              </w:rPr>
-            </w:pPr>
-            <w:r>
-              <w:rPr>
-                <w:rFonts w:ascii="Times New Roman" w:eastAsia="Times New Roman" w:hAnsi="Times New Roman" w:cs="Times New Roman"/>
-                <w:b/>
-                <w:bCs/>
-                <w:color w:val="333333"/>
-                <w:sz w:val="24"/>
-                <w:szCs w:val="24"/>
-                <w:lang w:eastAsia="ru-RU"/>
-              </w:rPr>
-              <w:t>сварочный пост</w:t>
-            </w:r>
-          </w:p>
-        </w:tc>
-      </w:tr>
-      <w:tr>
-        <w:tc>
-          <w:tcPr>
-            <w:tcW w:w="914" w:type="dxa"/>
-            <w:tcBorders>
-              <w:top w:val="single" w:sz="6" w:space="0" w:color="000001"/>
-              <w:left w:val="single" w:sz="6" w:space="0" w:color="000001"/>
-              <w:bottom w:val="single" w:sz="6" w:space="0" w:color="000001"/>
-              <w:right w:val="single" w:sz="6" w:space="0" w:color="000001"/>
-            </w:tcBorders>
-            <w:shd w:val="clear" w:color="auto" w:fill="FFFFFF"/>
-            <w:tcMar>
-              <w:top w:w="0" w:type="dxa"/>
-              <w:left w:w="115" w:type="dxa"/>
-              <w:bottom w:w="0" w:type="dxa"/>
-              <w:right w:w="115" w:type="dxa"/>
-            </w:tcMar>
-            <w:hideMark/>
-          </w:tcPr>
-          <w:p>
-            <w:pPr>
-              <w:spacing w:after="150" w:line="240" w:lineRule="auto"/>
-              <w:rPr>
-                <w:rFonts w:ascii="Times New Roman" w:eastAsia="Times New Roman" w:hAnsi="Times New Roman" w:cs="Times New Roman"/>
-                <w:color w:val="333333"/>
-                <w:sz w:val="24"/>
-                <w:szCs w:val="24"/>
-                <w:lang w:eastAsia="ru-RU"/>
-              </w:rPr>
-            </w:pPr>
-            <w:r>
-              <w:rPr>
-                <w:rFonts w:ascii="Times New Roman" w:eastAsia="Times New Roman" w:hAnsi="Times New Roman" w:cs="Times New Roman"/>
-                <w:color w:val="333333"/>
-                <w:sz w:val="24"/>
-                <w:szCs w:val="24"/>
-                <w:lang w:eastAsia="ru-RU"/>
-              </w:rPr>
-              <w:t>2</w:t>
-            </w:r>
-          </w:p>
-        </w:tc>
-        <w:tc>
-          <w:tcPr>
-            <w:tcW w:w="6090" w:type="dxa"/>
-            <w:tcBorders>
-              <w:top w:val="single" w:sz="6" w:space="0" w:color="000001"/>
-              <w:left w:val="single" w:sz="6" w:space="0" w:color="000001"/>
-              <w:bottom w:val="single" w:sz="6" w:space="0" w:color="000001"/>
-              <w:right w:val="single" w:sz="6" w:space="0" w:color="000001"/>
-            </w:tcBorders>
-            <w:shd w:val="clear" w:color="auto" w:fill="FFFFFF"/>
-            <w:tcMar>
-              <w:top w:w="0" w:type="dxa"/>
-              <w:left w:w="115" w:type="dxa"/>
-              <w:bottom w:w="0" w:type="dxa"/>
-              <w:right w:w="115" w:type="dxa"/>
-            </w:tcMar>
-            <w:hideMark/>
-          </w:tcPr>
-          <w:p>
-            <w:pPr>
-              <w:spacing w:after="150" w:line="240" w:lineRule="auto"/>
-              <w:rPr>
-                <w:rFonts w:ascii="Times New Roman" w:eastAsia="Times New Roman" w:hAnsi="Times New Roman" w:cs="Times New Roman"/>
-                <w:color w:val="333333"/>
-                <w:sz w:val="24"/>
-                <w:szCs w:val="24"/>
-                <w:lang w:eastAsia="ru-RU"/>
-              </w:rPr>
-            </w:pPr>
-            <w:r>
-              <w:rPr>
-                <w:rFonts w:ascii="Times New Roman" w:eastAsia="Times New Roman" w:hAnsi="Times New Roman" w:cs="Times New Roman"/>
-                <w:color w:val="333333"/>
-                <w:sz w:val="24"/>
-                <w:szCs w:val="24"/>
-                <w:lang w:eastAsia="ru-RU"/>
-              </w:rPr>
-              <w:t>Основным оборудованием сварочного поста являются…</w:t>
-            </w:r>
-          </w:p>
-        </w:tc>
-        <w:tc>
-          <w:tcPr>
-            <w:tcW w:w="2926" w:type="dxa"/>
-            <w:tcBorders>
-              <w:top w:val="single" w:sz="6" w:space="0" w:color="000001"/>
-              <w:left w:val="single" w:sz="6" w:space="0" w:color="000001"/>
-              <w:bottom w:val="single" w:sz="6" w:space="0" w:color="000001"/>
-              <w:right w:val="single" w:sz="6" w:space="0" w:color="000001"/>
-            </w:tcBorders>
-            <w:shd w:val="clear" w:color="auto" w:fill="FFFFFF"/>
-            <w:tcMar>
-              <w:top w:w="0" w:type="dxa"/>
-              <w:left w:w="115" w:type="dxa"/>
-              <w:bottom w:w="0" w:type="dxa"/>
-              <w:right w:w="115" w:type="dxa"/>
-            </w:tcMar>
-            <w:hideMark/>
-          </w:tcPr>
-          <w:p>
-            <w:pPr>
-              <w:spacing w:after="150" w:line="240" w:lineRule="auto"/>
-              <w:rPr>
-                <w:rFonts w:ascii="Times New Roman" w:eastAsia="Times New Roman" w:hAnsi="Times New Roman" w:cs="Times New Roman"/>
-                <w:color w:val="333333"/>
-                <w:sz w:val="24"/>
-                <w:szCs w:val="24"/>
-                <w:lang w:eastAsia="ru-RU"/>
-              </w:rPr>
-            </w:pPr>
-            <w:r>
-              <w:rPr>
-                <w:rFonts w:ascii="Times New Roman" w:eastAsia="Times New Roman" w:hAnsi="Times New Roman" w:cs="Times New Roman"/>
-                <w:b/>
-                <w:bCs/>
-                <w:color w:val="333333"/>
-                <w:sz w:val="24"/>
-                <w:szCs w:val="24"/>
-                <w:lang w:eastAsia="ru-RU"/>
-              </w:rPr>
-              <w:t>источники питания</w:t>
-            </w:r>
-          </w:p>
-        </w:tc>
-      </w:tr>
-      <w:tr>
-        <w:tc>
-          <w:tcPr>
-            <w:tcW w:w="914" w:type="dxa"/>
-            <w:tcBorders>
-              <w:top w:val="single" w:sz="6" w:space="0" w:color="000001"/>
-              <w:left w:val="single" w:sz="6" w:space="0" w:color="000001"/>
-              <w:bottom w:val="single" w:sz="6" w:space="0" w:color="000001"/>
-              <w:right w:val="single" w:sz="6" w:space="0" w:color="000001"/>
-            </w:tcBorders>
-            <w:shd w:val="clear" w:color="auto" w:fill="FFFFFF"/>
-            <w:tcMar>
-              <w:top w:w="0" w:type="dxa"/>
-              <w:left w:w="115" w:type="dxa"/>
-              <w:bottom w:w="0" w:type="dxa"/>
-              <w:right w:w="115" w:type="dxa"/>
-            </w:tcMar>
-            <w:hideMark/>
-          </w:tcPr>
-          <w:p>
-            <w:pPr>
-              <w:spacing w:after="150" w:line="240" w:lineRule="auto"/>
-              <w:rPr>
-                <w:rFonts w:ascii="Times New Roman" w:eastAsia="Times New Roman" w:hAnsi="Times New Roman" w:cs="Times New Roman"/>
-                <w:color w:val="333333"/>
-                <w:sz w:val="24"/>
-                <w:szCs w:val="24"/>
-                <w:lang w:eastAsia="ru-RU"/>
-              </w:rPr>
-            </w:pPr>
-            <w:r>
-              <w:rPr>
-                <w:rFonts w:ascii="Times New Roman" w:eastAsia="Times New Roman" w:hAnsi="Times New Roman" w:cs="Times New Roman"/>
-                <w:color w:val="333333"/>
-                <w:sz w:val="24"/>
-                <w:szCs w:val="24"/>
-                <w:lang w:eastAsia="ru-RU"/>
-              </w:rPr>
-              <w:t>3</w:t>
-            </w:r>
-          </w:p>
-        </w:tc>
-        <w:tc>
-          <w:tcPr>
-            <w:tcW w:w="6090" w:type="dxa"/>
-            <w:tcBorders>
-              <w:top w:val="single" w:sz="6" w:space="0" w:color="000001"/>
-              <w:left w:val="single" w:sz="6" w:space="0" w:color="000001"/>
-              <w:bottom w:val="single" w:sz="6" w:space="0" w:color="000001"/>
-              <w:right w:val="single" w:sz="6" w:space="0" w:color="000001"/>
-            </w:tcBorders>
-            <w:shd w:val="clear" w:color="auto" w:fill="FFFFFF"/>
-            <w:tcMar>
-              <w:top w:w="0" w:type="dxa"/>
-              <w:left w:w="115" w:type="dxa"/>
-              <w:bottom w:w="0" w:type="dxa"/>
-              <w:right w:w="115" w:type="dxa"/>
-            </w:tcMar>
-            <w:hideMark/>
-          </w:tcPr>
-          <w:p>
-            <w:pPr>
-              <w:spacing w:after="150" w:line="240" w:lineRule="auto"/>
-              <w:rPr>
-                <w:rFonts w:ascii="Times New Roman" w:eastAsia="Times New Roman" w:hAnsi="Times New Roman" w:cs="Times New Roman"/>
-                <w:color w:val="333333"/>
-                <w:sz w:val="24"/>
-                <w:szCs w:val="24"/>
-                <w:lang w:eastAsia="ru-RU"/>
-              </w:rPr>
-            </w:pPr>
-            <w:r>
-              <w:rPr>
-                <w:rFonts w:ascii="Times New Roman" w:eastAsia="Times New Roman" w:hAnsi="Times New Roman" w:cs="Times New Roman"/>
-                <w:color w:val="333333"/>
-                <w:sz w:val="24"/>
-                <w:szCs w:val="24"/>
-                <w:lang w:eastAsia="ru-RU"/>
-              </w:rPr>
-              <w:t>Для зажатия электрода и подвода к нему сварочного тока служит…</w:t>
-            </w:r>
-          </w:p>
-        </w:tc>
-        <w:tc>
-          <w:tcPr>
-            <w:tcW w:w="2926" w:type="dxa"/>
-            <w:tcBorders>
-              <w:top w:val="single" w:sz="6" w:space="0" w:color="000001"/>
-              <w:left w:val="single" w:sz="6" w:space="0" w:color="000001"/>
-              <w:bottom w:val="single" w:sz="6" w:space="0" w:color="000001"/>
-              <w:right w:val="single" w:sz="6" w:space="0" w:color="000001"/>
-            </w:tcBorders>
-            <w:shd w:val="clear" w:color="auto" w:fill="FFFFFF"/>
-            <w:tcMar>
-              <w:top w:w="0" w:type="dxa"/>
-              <w:left w:w="115" w:type="dxa"/>
-              <w:bottom w:w="0" w:type="dxa"/>
-              <w:right w:w="115" w:type="dxa"/>
-            </w:tcMar>
-            <w:hideMark/>
-          </w:tcPr>
-          <w:p>
-            <w:pPr>
-              <w:spacing w:after="150" w:line="240" w:lineRule="auto"/>
-              <w:rPr>
-                <w:rFonts w:ascii="Times New Roman" w:eastAsia="Times New Roman" w:hAnsi="Times New Roman" w:cs="Times New Roman"/>
-                <w:color w:val="333333"/>
-                <w:sz w:val="24"/>
-                <w:szCs w:val="24"/>
-                <w:lang w:eastAsia="ru-RU"/>
-              </w:rPr>
-            </w:pPr>
-            <w:proofErr w:type="spellStart"/>
-            <w:r>
-              <w:rPr>
-                <w:rFonts w:ascii="Times New Roman" w:eastAsia="Times New Roman" w:hAnsi="Times New Roman" w:cs="Times New Roman"/>
-                <w:b/>
-                <w:bCs/>
-                <w:color w:val="333333"/>
-                <w:sz w:val="24"/>
-                <w:szCs w:val="24"/>
-                <w:lang w:eastAsia="ru-RU"/>
-              </w:rPr>
-              <w:t>электрододержатель</w:t>
-            </w:r>
-            <w:proofErr w:type="spellEnd"/>
-          </w:p>
-        </w:tc>
-      </w:tr>
-      <w:tr>
-        <w:tc>
-          <w:tcPr>
-            <w:tcW w:w="914" w:type="dxa"/>
-            <w:tcBorders>
-              <w:top w:val="single" w:sz="6" w:space="0" w:color="000001"/>
-              <w:left w:val="single" w:sz="6" w:space="0" w:color="000001"/>
-              <w:bottom w:val="single" w:sz="6" w:space="0" w:color="000001"/>
-              <w:right w:val="single" w:sz="6" w:space="0" w:color="000001"/>
-            </w:tcBorders>
-            <w:shd w:val="clear" w:color="auto" w:fill="FFFFFF"/>
-            <w:tcMar>
-              <w:top w:w="0" w:type="dxa"/>
-              <w:left w:w="115" w:type="dxa"/>
-              <w:bottom w:w="0" w:type="dxa"/>
-              <w:right w:w="115" w:type="dxa"/>
-            </w:tcMar>
-            <w:hideMark/>
-          </w:tcPr>
-          <w:p>
-            <w:pPr>
-              <w:spacing w:after="150" w:line="240" w:lineRule="auto"/>
-              <w:rPr>
-                <w:rFonts w:ascii="Times New Roman" w:eastAsia="Times New Roman" w:hAnsi="Times New Roman" w:cs="Times New Roman"/>
-                <w:color w:val="333333"/>
-                <w:sz w:val="24"/>
-                <w:szCs w:val="24"/>
-                <w:lang w:eastAsia="ru-RU"/>
-              </w:rPr>
-            </w:pPr>
-            <w:r>
-              <w:rPr>
-                <w:rFonts w:ascii="Times New Roman" w:eastAsia="Times New Roman" w:hAnsi="Times New Roman" w:cs="Times New Roman"/>
-                <w:color w:val="333333"/>
-                <w:sz w:val="24"/>
-                <w:szCs w:val="24"/>
-                <w:lang w:eastAsia="ru-RU"/>
-              </w:rPr>
-              <w:t>4</w:t>
-            </w:r>
-          </w:p>
-        </w:tc>
-        <w:tc>
-          <w:tcPr>
-            <w:tcW w:w="6090" w:type="dxa"/>
-            <w:tcBorders>
-              <w:top w:val="single" w:sz="6" w:space="0" w:color="000001"/>
-              <w:left w:val="single" w:sz="6" w:space="0" w:color="000001"/>
-              <w:bottom w:val="single" w:sz="6" w:space="0" w:color="000001"/>
-              <w:right w:val="single" w:sz="6" w:space="0" w:color="000001"/>
-            </w:tcBorders>
-            <w:shd w:val="clear" w:color="auto" w:fill="FFFFFF"/>
-            <w:tcMar>
-              <w:top w:w="0" w:type="dxa"/>
-              <w:left w:w="115" w:type="dxa"/>
-              <w:bottom w:w="0" w:type="dxa"/>
-              <w:right w:w="115" w:type="dxa"/>
-            </w:tcMar>
-            <w:hideMark/>
-          </w:tcPr>
-          <w:p>
-            <w:pPr>
-              <w:spacing w:after="150" w:line="240" w:lineRule="auto"/>
-              <w:rPr>
-                <w:rFonts w:ascii="Times New Roman" w:eastAsia="Times New Roman" w:hAnsi="Times New Roman" w:cs="Times New Roman"/>
-                <w:color w:val="333333"/>
-                <w:sz w:val="24"/>
-                <w:szCs w:val="24"/>
-                <w:lang w:eastAsia="ru-RU"/>
-              </w:rPr>
-            </w:pPr>
-            <w:r>
-              <w:rPr>
-                <w:rFonts w:ascii="Times New Roman" w:eastAsia="Times New Roman" w:hAnsi="Times New Roman" w:cs="Times New Roman"/>
-                <w:color w:val="333333"/>
-                <w:sz w:val="24"/>
-                <w:szCs w:val="24"/>
-                <w:lang w:eastAsia="ru-RU"/>
-              </w:rPr>
-              <w:t>Для защиты глаз и кожи лица от лучей дуги, брызг металла и шлака предназначены…</w:t>
-            </w:r>
-          </w:p>
-        </w:tc>
-        <w:tc>
-          <w:tcPr>
-            <w:tcW w:w="2926" w:type="dxa"/>
-            <w:tcBorders>
-              <w:top w:val="single" w:sz="6" w:space="0" w:color="000001"/>
-              <w:left w:val="single" w:sz="6" w:space="0" w:color="000001"/>
-              <w:bottom w:val="single" w:sz="6" w:space="0" w:color="000001"/>
-              <w:right w:val="single" w:sz="6" w:space="0" w:color="000001"/>
-            </w:tcBorders>
-            <w:shd w:val="clear" w:color="auto" w:fill="FFFFFF"/>
-            <w:tcMar>
-              <w:top w:w="0" w:type="dxa"/>
-              <w:left w:w="115" w:type="dxa"/>
-              <w:bottom w:w="0" w:type="dxa"/>
-              <w:right w:w="115" w:type="dxa"/>
-            </w:tcMar>
-            <w:hideMark/>
-          </w:tcPr>
-          <w:p>
-            <w:pPr>
-              <w:spacing w:after="150" w:line="240" w:lineRule="auto"/>
-              <w:rPr>
-                <w:rFonts w:ascii="Times New Roman" w:eastAsia="Times New Roman" w:hAnsi="Times New Roman" w:cs="Times New Roman"/>
-                <w:color w:val="333333"/>
-                <w:sz w:val="24"/>
-                <w:szCs w:val="24"/>
-                <w:lang w:eastAsia="ru-RU"/>
-              </w:rPr>
-            </w:pPr>
-            <w:r>
-              <w:rPr>
-                <w:rFonts w:ascii="Times New Roman" w:eastAsia="Times New Roman" w:hAnsi="Times New Roman" w:cs="Times New Roman"/>
-                <w:b/>
-                <w:bCs/>
-                <w:color w:val="333333"/>
-                <w:sz w:val="24"/>
-                <w:szCs w:val="24"/>
-                <w:lang w:eastAsia="ru-RU"/>
-              </w:rPr>
-              <w:t>светофильтры или защитные стекла</w:t>
-            </w:r>
-          </w:p>
-        </w:tc>
-      </w:tr>
-      <w:tr>
-        <w:tc>
-          <w:tcPr>
-            <w:tcW w:w="914" w:type="dxa"/>
-            <w:tcBorders>
-              <w:top w:val="single" w:sz="6" w:space="0" w:color="000001"/>
-              <w:left w:val="single" w:sz="6" w:space="0" w:color="000001"/>
-              <w:bottom w:val="single" w:sz="6" w:space="0" w:color="000001"/>
-              <w:right w:val="single" w:sz="6" w:space="0" w:color="000001"/>
-            </w:tcBorders>
-            <w:shd w:val="clear" w:color="auto" w:fill="FFFFFF"/>
-            <w:tcMar>
-              <w:top w:w="0" w:type="dxa"/>
-              <w:left w:w="115" w:type="dxa"/>
-              <w:bottom w:w="0" w:type="dxa"/>
-              <w:right w:w="115" w:type="dxa"/>
-            </w:tcMar>
-            <w:hideMark/>
-          </w:tcPr>
-          <w:p>
-            <w:pPr>
-              <w:spacing w:after="150" w:line="240" w:lineRule="auto"/>
-              <w:rPr>
-                <w:rFonts w:ascii="Times New Roman" w:eastAsia="Times New Roman" w:hAnsi="Times New Roman" w:cs="Times New Roman"/>
-                <w:color w:val="333333"/>
-                <w:sz w:val="24"/>
-                <w:szCs w:val="24"/>
-                <w:lang w:eastAsia="ru-RU"/>
-              </w:rPr>
-            </w:pPr>
-            <w:r>
-              <w:rPr>
-                <w:rFonts w:ascii="Times New Roman" w:eastAsia="Times New Roman" w:hAnsi="Times New Roman" w:cs="Times New Roman"/>
-                <w:color w:val="333333"/>
-                <w:sz w:val="24"/>
-                <w:szCs w:val="24"/>
-                <w:lang w:eastAsia="ru-RU"/>
-              </w:rPr>
-              <w:t>5</w:t>
-            </w:r>
-          </w:p>
-        </w:tc>
-        <w:tc>
-          <w:tcPr>
-            <w:tcW w:w="6090" w:type="dxa"/>
-            <w:tcBorders>
-              <w:top w:val="single" w:sz="6" w:space="0" w:color="000001"/>
-              <w:left w:val="single" w:sz="6" w:space="0" w:color="000001"/>
-              <w:bottom w:val="single" w:sz="6" w:space="0" w:color="000001"/>
-              <w:right w:val="single" w:sz="6" w:space="0" w:color="000001"/>
-            </w:tcBorders>
-            <w:shd w:val="clear" w:color="auto" w:fill="FFFFFF"/>
-            <w:tcMar>
-              <w:top w:w="0" w:type="dxa"/>
-              <w:left w:w="115" w:type="dxa"/>
-              <w:bottom w:w="0" w:type="dxa"/>
-              <w:right w:w="115" w:type="dxa"/>
-            </w:tcMar>
-            <w:hideMark/>
-          </w:tcPr>
-          <w:p>
-            <w:pPr>
-              <w:spacing w:after="150" w:line="240" w:lineRule="auto"/>
-              <w:rPr>
-                <w:rFonts w:ascii="Times New Roman" w:eastAsia="Times New Roman" w:hAnsi="Times New Roman" w:cs="Times New Roman"/>
-                <w:color w:val="333333"/>
-                <w:sz w:val="24"/>
-                <w:szCs w:val="24"/>
-                <w:lang w:eastAsia="ru-RU"/>
-              </w:rPr>
-            </w:pPr>
-            <w:r>
-              <w:rPr>
-                <w:rFonts w:ascii="Times New Roman" w:eastAsia="Times New Roman" w:hAnsi="Times New Roman" w:cs="Times New Roman"/>
-                <w:color w:val="333333"/>
-                <w:sz w:val="24"/>
-                <w:szCs w:val="24"/>
-                <w:lang w:eastAsia="ru-RU"/>
-              </w:rPr>
-              <w:t xml:space="preserve">Для подвода тока от источника питания к </w:t>
-            </w:r>
-            <w:proofErr w:type="spellStart"/>
-            <w:r>
-              <w:rPr>
-                <w:rFonts w:ascii="Times New Roman" w:eastAsia="Times New Roman" w:hAnsi="Times New Roman" w:cs="Times New Roman"/>
-                <w:color w:val="333333"/>
-                <w:sz w:val="24"/>
-                <w:szCs w:val="24"/>
-                <w:lang w:eastAsia="ru-RU"/>
-              </w:rPr>
-              <w:t>электрододержателю</w:t>
-            </w:r>
-            <w:proofErr w:type="spellEnd"/>
-            <w:r>
-              <w:rPr>
-                <w:rFonts w:ascii="Times New Roman" w:eastAsia="Times New Roman" w:hAnsi="Times New Roman" w:cs="Times New Roman"/>
-                <w:color w:val="333333"/>
-                <w:sz w:val="24"/>
-                <w:szCs w:val="24"/>
-                <w:lang w:eastAsia="ru-RU"/>
-              </w:rPr>
-              <w:t xml:space="preserve"> и изделию служат…</w:t>
-            </w:r>
-          </w:p>
-        </w:tc>
-        <w:tc>
-          <w:tcPr>
-            <w:tcW w:w="2926" w:type="dxa"/>
-            <w:tcBorders>
-              <w:top w:val="single" w:sz="6" w:space="0" w:color="000001"/>
-              <w:left w:val="single" w:sz="6" w:space="0" w:color="000001"/>
-              <w:bottom w:val="single" w:sz="6" w:space="0" w:color="000001"/>
-              <w:right w:val="single" w:sz="6" w:space="0" w:color="000001"/>
-            </w:tcBorders>
-            <w:shd w:val="clear" w:color="auto" w:fill="FFFFFF"/>
-            <w:tcMar>
-              <w:top w:w="0" w:type="dxa"/>
-              <w:left w:w="115" w:type="dxa"/>
-              <w:bottom w:w="0" w:type="dxa"/>
-              <w:right w:w="115" w:type="dxa"/>
-            </w:tcMar>
-            <w:hideMark/>
-          </w:tcPr>
-          <w:p>
-            <w:pPr>
-              <w:spacing w:after="150" w:line="240" w:lineRule="auto"/>
-              <w:rPr>
-                <w:rFonts w:ascii="Times New Roman" w:eastAsia="Times New Roman" w:hAnsi="Times New Roman" w:cs="Times New Roman"/>
-                <w:color w:val="333333"/>
-                <w:sz w:val="24"/>
-                <w:szCs w:val="24"/>
-                <w:lang w:eastAsia="ru-RU"/>
-              </w:rPr>
-            </w:pPr>
-            <w:r>
-              <w:rPr>
-                <w:rFonts w:ascii="Times New Roman" w:eastAsia="Times New Roman" w:hAnsi="Times New Roman" w:cs="Times New Roman"/>
-                <w:b/>
-                <w:bCs/>
-                <w:color w:val="333333"/>
-                <w:sz w:val="24"/>
-                <w:szCs w:val="24"/>
-                <w:lang w:eastAsia="ru-RU"/>
-              </w:rPr>
-              <w:t>сварочные провода</w:t>
-            </w:r>
-          </w:p>
-        </w:tc>
-      </w:tr>
-    </w:tbl>
+        <w:rPr>
+          <w:rFonts w:ascii="Times New Roman" w:eastAsia="Times New Roman" w:hAnsi="Times New Roman" w:cs="Times New Roman"/>
+          <w:b/>
+          <w:bCs/>
+          <w:color w:val="333333"/>
+          <w:sz w:val="28"/>
+          <w:szCs w:val="28"/>
+          <w:lang w:eastAsia="ru-RU"/>
+        </w:rPr>
+      </w:pPr>
+      <w:r>
+        <w:rPr>
+          <w:rFonts w:ascii="Times New Roman" w:eastAsia="Times New Roman" w:hAnsi="Times New Roman" w:cs="Times New Roman"/>
+          <w:b/>
+          <w:bCs/>
+          <w:color w:val="333333"/>
+          <w:sz w:val="28"/>
+          <w:szCs w:val="28"/>
+          <w:lang w:eastAsia="ru-RU"/>
+        </w:rPr>
+        <w:t>1. Сварочный пост – это:</w:t>
+      </w:r>
+    </w:p>
+    <w:p>
+      <w:pPr>
+        <w:rPr>
+          <w:rFonts w:ascii="Times New Roman" w:eastAsia="Times New Roman" w:hAnsi="Times New Roman" w:cs="Times New Roman"/>
+          <w:b/>
+          <w:bCs/>
+          <w:color w:val="333333"/>
+          <w:sz w:val="28"/>
+          <w:szCs w:val="28"/>
+          <w:lang w:eastAsia="ru-RU"/>
+        </w:rPr>
+      </w:pPr>
+      <w:r>
+        <w:rPr>
+          <w:rFonts w:ascii="Times New Roman" w:eastAsia="Times New Roman" w:hAnsi="Times New Roman" w:cs="Times New Roman"/>
+          <w:b/>
+          <w:bCs/>
+          <w:color w:val="333333"/>
+          <w:sz w:val="28"/>
+          <w:szCs w:val="28"/>
+          <w:lang w:eastAsia="ru-RU"/>
+        </w:rPr>
+        <w:t>а) рабочее место сварщика, имеющее подвод электроэнергии, оснащенное необходимым сварочным оборудованием и оснасткой;</w:t>
+      </w:r>
+    </w:p>
+    <w:p>
+      <w:pPr>
+        <w:rPr>
+          <w:rFonts w:ascii="Times New Roman" w:eastAsia="Times New Roman" w:hAnsi="Times New Roman" w:cs="Times New Roman"/>
+          <w:b/>
+          <w:bCs/>
+          <w:color w:val="333333"/>
+          <w:sz w:val="28"/>
+          <w:szCs w:val="28"/>
+          <w:lang w:eastAsia="ru-RU"/>
+        </w:rPr>
+      </w:pPr>
+      <w:r>
+        <w:rPr>
+          <w:rFonts w:ascii="Times New Roman" w:eastAsia="Times New Roman" w:hAnsi="Times New Roman" w:cs="Times New Roman"/>
+          <w:b/>
+          <w:bCs/>
+          <w:color w:val="333333"/>
+          <w:sz w:val="28"/>
+          <w:szCs w:val="28"/>
+          <w:lang w:eastAsia="ru-RU"/>
+        </w:rPr>
+        <w:t>б) участок производственной площади, на котором осуществляется сварка деталей ил узлом;</w:t>
+      </w:r>
+      <w:r>
+        <w:rPr>
+          <w:rFonts w:ascii="Times New Roman" w:eastAsia="Times New Roman" w:hAnsi="Times New Roman" w:cs="Times New Roman"/>
+          <w:b/>
+          <w:bCs/>
+          <w:color w:val="333333"/>
+          <w:sz w:val="28"/>
+          <w:szCs w:val="28"/>
+          <w:lang w:eastAsia="ru-RU"/>
+        </w:rPr>
+        <w:br/>
+        <w:t>в) отдельная кабина размером 2 на 2,5 м;</w:t>
+      </w:r>
+    </w:p>
+    <w:p>
+      <w:pPr>
+        <w:rPr>
+          <w:rFonts w:ascii="Times New Roman" w:eastAsia="Times New Roman" w:hAnsi="Times New Roman" w:cs="Times New Roman"/>
+          <w:b/>
+          <w:bCs/>
+          <w:color w:val="333333"/>
+          <w:sz w:val="28"/>
+          <w:szCs w:val="28"/>
+          <w:lang w:eastAsia="ru-RU"/>
+        </w:rPr>
+      </w:pPr>
+      <w:r>
+        <w:rPr>
+          <w:rFonts w:ascii="Times New Roman" w:eastAsia="Times New Roman" w:hAnsi="Times New Roman" w:cs="Times New Roman"/>
+          <w:b/>
+          <w:bCs/>
+          <w:color w:val="333333"/>
+          <w:sz w:val="28"/>
+          <w:szCs w:val="28"/>
+          <w:lang w:eastAsia="ru-RU"/>
+        </w:rPr>
+        <w:t>г) источник сварочного тока.</w:t>
+      </w:r>
+    </w:p>
+    <w:p>
+      <w:pPr>
+        <w:rPr>
+          <w:rFonts w:ascii="Times New Roman" w:eastAsia="Times New Roman" w:hAnsi="Times New Roman" w:cs="Times New Roman"/>
+          <w:b/>
+          <w:bCs/>
+          <w:color w:val="333333"/>
+          <w:sz w:val="28"/>
+          <w:szCs w:val="28"/>
+          <w:lang w:eastAsia="ru-RU"/>
+        </w:rPr>
+      </w:pPr>
+    </w:p>
+    <w:p>
+      <w:pPr>
+        <w:rPr>
+          <w:rFonts w:ascii="Times New Roman" w:eastAsia="Times New Roman" w:hAnsi="Times New Roman" w:cs="Times New Roman"/>
+          <w:b/>
+          <w:bCs/>
+          <w:color w:val="333333"/>
+          <w:sz w:val="28"/>
+          <w:szCs w:val="28"/>
+          <w:lang w:eastAsia="ru-RU"/>
+        </w:rPr>
+      </w:pPr>
+      <w:r>
+        <w:rPr>
+          <w:rFonts w:ascii="Times New Roman" w:eastAsia="Times New Roman" w:hAnsi="Times New Roman" w:cs="Times New Roman"/>
+          <w:b/>
+          <w:bCs/>
+          <w:color w:val="333333"/>
+          <w:sz w:val="28"/>
+          <w:szCs w:val="28"/>
+          <w:lang w:eastAsia="ru-RU"/>
+        </w:rPr>
+        <w:t>2. Выберите способы, возбуждающие сварочную дугу:</w:t>
+      </w:r>
+    </w:p>
+    <w:p>
+      <w:pPr>
+        <w:rPr>
+          <w:rFonts w:ascii="Times New Roman" w:eastAsia="Times New Roman" w:hAnsi="Times New Roman" w:cs="Times New Roman"/>
+          <w:b/>
+          <w:bCs/>
+          <w:color w:val="333333"/>
+          <w:sz w:val="28"/>
+          <w:szCs w:val="28"/>
+          <w:lang w:eastAsia="ru-RU"/>
+        </w:rPr>
+      </w:pPr>
+      <w:r>
+        <w:rPr>
+          <w:rFonts w:ascii="Times New Roman" w:eastAsia="Times New Roman" w:hAnsi="Times New Roman" w:cs="Times New Roman"/>
+          <w:b/>
+          <w:bCs/>
+          <w:color w:val="333333"/>
+          <w:sz w:val="28"/>
+          <w:szCs w:val="28"/>
+          <w:lang w:eastAsia="ru-RU"/>
+        </w:rPr>
+        <w:t>а) чирканьем;</w:t>
+      </w:r>
+    </w:p>
+    <w:p>
+      <w:pPr>
+        <w:rPr>
+          <w:rFonts w:ascii="Times New Roman" w:eastAsia="Times New Roman" w:hAnsi="Times New Roman" w:cs="Times New Roman"/>
+          <w:b/>
+          <w:bCs/>
+          <w:color w:val="333333"/>
+          <w:sz w:val="28"/>
+          <w:szCs w:val="28"/>
+          <w:lang w:eastAsia="ru-RU"/>
+        </w:rPr>
+      </w:pPr>
+      <w:r>
+        <w:rPr>
+          <w:rFonts w:ascii="Times New Roman" w:eastAsia="Times New Roman" w:hAnsi="Times New Roman" w:cs="Times New Roman"/>
+          <w:b/>
+          <w:bCs/>
+          <w:color w:val="333333"/>
+          <w:sz w:val="28"/>
+          <w:szCs w:val="28"/>
+          <w:lang w:eastAsia="ru-RU"/>
+        </w:rPr>
+        <w:t>б) при помощи сварочной цепи;</w:t>
+      </w:r>
+    </w:p>
+    <w:p>
+      <w:pPr>
+        <w:rPr>
+          <w:rFonts w:ascii="Times New Roman" w:eastAsia="Times New Roman" w:hAnsi="Times New Roman" w:cs="Times New Roman"/>
+          <w:b/>
+          <w:bCs/>
+          <w:color w:val="333333"/>
+          <w:sz w:val="28"/>
+          <w:szCs w:val="28"/>
+          <w:lang w:eastAsia="ru-RU"/>
+        </w:rPr>
+      </w:pPr>
+      <w:r>
+        <w:rPr>
+          <w:rFonts w:ascii="Times New Roman" w:eastAsia="Times New Roman" w:hAnsi="Times New Roman" w:cs="Times New Roman"/>
+          <w:b/>
+          <w:bCs/>
+          <w:color w:val="333333"/>
+          <w:sz w:val="28"/>
+          <w:szCs w:val="28"/>
+          <w:lang w:eastAsia="ru-RU"/>
+        </w:rPr>
+        <w:t>в) подачей тока;</w:t>
+      </w:r>
+    </w:p>
+    <w:p>
+      <w:pPr>
+        <w:rPr>
+          <w:rFonts w:ascii="Times New Roman" w:eastAsia="Times New Roman" w:hAnsi="Times New Roman" w:cs="Times New Roman"/>
+          <w:b/>
+          <w:bCs/>
+          <w:color w:val="333333"/>
+          <w:sz w:val="28"/>
+          <w:szCs w:val="28"/>
+          <w:lang w:eastAsia="ru-RU"/>
+        </w:rPr>
+      </w:pPr>
+      <w:r>
+        <w:rPr>
+          <w:rFonts w:ascii="Times New Roman" w:eastAsia="Times New Roman" w:hAnsi="Times New Roman" w:cs="Times New Roman"/>
+          <w:b/>
+          <w:bCs/>
+          <w:color w:val="333333"/>
+          <w:sz w:val="28"/>
+          <w:szCs w:val="28"/>
+          <w:lang w:eastAsia="ru-RU"/>
+        </w:rPr>
+        <w:t>г) касанием и черканьем;</w:t>
+      </w:r>
+    </w:p>
+    <w:p>
+      <w:pPr>
+        <w:rPr>
+          <w:rFonts w:ascii="Times New Roman" w:eastAsia="Times New Roman" w:hAnsi="Times New Roman" w:cs="Times New Roman"/>
+          <w:b/>
+          <w:bCs/>
+          <w:color w:val="333333"/>
+          <w:sz w:val="28"/>
+          <w:szCs w:val="28"/>
+          <w:lang w:eastAsia="ru-RU"/>
+        </w:rPr>
+      </w:pPr>
+      <w:r>
+        <w:rPr>
+          <w:rFonts w:ascii="Times New Roman" w:eastAsia="Times New Roman" w:hAnsi="Times New Roman" w:cs="Times New Roman"/>
+          <w:b/>
+          <w:bCs/>
+          <w:color w:val="333333"/>
+          <w:sz w:val="28"/>
+          <w:szCs w:val="28"/>
+          <w:lang w:eastAsia="ru-RU"/>
+        </w:rPr>
+        <w:t>д) касанием.</w:t>
+      </w:r>
+    </w:p>
+    <w:p>
+      <w:pPr>
+        <w:rPr>
+          <w:rFonts w:ascii="Times New Roman" w:eastAsia="Times New Roman" w:hAnsi="Times New Roman" w:cs="Times New Roman"/>
+          <w:b/>
+          <w:bCs/>
+          <w:color w:val="333333"/>
+          <w:sz w:val="28"/>
+          <w:szCs w:val="28"/>
+          <w:vertAlign w:val="superscript"/>
+          <w:lang w:eastAsia="ru-RU"/>
+        </w:rPr>
+      </w:pPr>
+    </w:p>
+    <w:p>
+      <w:pPr>
+        <w:rPr>
+          <w:rFonts w:ascii="Times New Roman" w:eastAsia="Times New Roman" w:hAnsi="Times New Roman" w:cs="Times New Roman"/>
+          <w:b/>
+          <w:bCs/>
+          <w:color w:val="333333"/>
+          <w:sz w:val="28"/>
+          <w:szCs w:val="28"/>
+          <w:lang w:eastAsia="ru-RU"/>
+        </w:rPr>
+      </w:pPr>
+      <w:r>
+        <w:rPr>
+          <w:rFonts w:ascii="Times New Roman" w:eastAsia="Times New Roman" w:hAnsi="Times New Roman" w:cs="Times New Roman"/>
+          <w:b/>
+          <w:bCs/>
+          <w:color w:val="333333"/>
+          <w:sz w:val="28"/>
+          <w:szCs w:val="28"/>
+          <w:lang w:eastAsia="ru-RU"/>
+        </w:rPr>
+        <w:t>3. К какому полюсу источника питания подключается электрод при сварке на обратной полярности:</w:t>
+      </w:r>
+    </w:p>
+    <w:p>
+      <w:pPr>
+        <w:rPr>
+          <w:rFonts w:ascii="Times New Roman" w:eastAsia="Times New Roman" w:hAnsi="Times New Roman" w:cs="Times New Roman"/>
+          <w:b/>
+          <w:bCs/>
+          <w:color w:val="333333"/>
+          <w:sz w:val="28"/>
+          <w:szCs w:val="28"/>
+          <w:lang w:eastAsia="ru-RU"/>
+        </w:rPr>
+      </w:pPr>
+      <w:r>
+        <w:rPr>
+          <w:rFonts w:ascii="Times New Roman" w:eastAsia="Times New Roman" w:hAnsi="Times New Roman" w:cs="Times New Roman"/>
+          <w:b/>
+          <w:bCs/>
+          <w:color w:val="333333"/>
+          <w:sz w:val="28"/>
+          <w:szCs w:val="28"/>
+          <w:lang w:eastAsia="ru-RU"/>
+        </w:rPr>
+        <w:t xml:space="preserve">а) к положительному полюсу; </w:t>
+      </w:r>
+    </w:p>
+    <w:p>
+      <w:pPr>
+        <w:rPr>
+          <w:rFonts w:ascii="Times New Roman" w:eastAsia="Times New Roman" w:hAnsi="Times New Roman" w:cs="Times New Roman"/>
+          <w:b/>
+          <w:bCs/>
+          <w:color w:val="333333"/>
+          <w:sz w:val="28"/>
+          <w:szCs w:val="28"/>
+          <w:lang w:eastAsia="ru-RU"/>
+        </w:rPr>
+      </w:pPr>
+      <w:r>
+        <w:rPr>
+          <w:rFonts w:ascii="Times New Roman" w:eastAsia="Times New Roman" w:hAnsi="Times New Roman" w:cs="Times New Roman"/>
+          <w:b/>
+          <w:bCs/>
+          <w:color w:val="333333"/>
+          <w:sz w:val="28"/>
+          <w:szCs w:val="28"/>
+          <w:lang w:eastAsia="ru-RU"/>
+        </w:rPr>
+        <w:t>б) к отрицательному полюсу;</w:t>
+      </w:r>
+    </w:p>
+    <w:p>
+      <w:pPr>
+        <w:rPr>
+          <w:rFonts w:ascii="Times New Roman" w:eastAsia="Times New Roman" w:hAnsi="Times New Roman" w:cs="Times New Roman"/>
+          <w:b/>
+          <w:bCs/>
+          <w:color w:val="333333"/>
+          <w:sz w:val="28"/>
+          <w:szCs w:val="28"/>
+          <w:lang w:eastAsia="ru-RU"/>
+        </w:rPr>
+      </w:pPr>
+      <w:r>
+        <w:rPr>
+          <w:rFonts w:ascii="Times New Roman" w:eastAsia="Times New Roman" w:hAnsi="Times New Roman" w:cs="Times New Roman"/>
+          <w:b/>
+          <w:bCs/>
+          <w:color w:val="333333"/>
+          <w:sz w:val="28"/>
+          <w:szCs w:val="28"/>
+          <w:lang w:eastAsia="ru-RU"/>
+        </w:rPr>
+        <w:t xml:space="preserve">в) не имеет значения; </w:t>
+      </w:r>
+    </w:p>
+    <w:p>
+      <w:pPr>
+        <w:rPr>
+          <w:rFonts w:ascii="Times New Roman" w:eastAsia="Times New Roman" w:hAnsi="Times New Roman" w:cs="Times New Roman"/>
+          <w:b/>
+          <w:bCs/>
+          <w:color w:val="333333"/>
+          <w:sz w:val="28"/>
+          <w:szCs w:val="28"/>
+          <w:lang w:eastAsia="ru-RU"/>
+        </w:rPr>
+      </w:pPr>
+      <w:r>
+        <w:rPr>
+          <w:rFonts w:ascii="Times New Roman" w:eastAsia="Times New Roman" w:hAnsi="Times New Roman" w:cs="Times New Roman"/>
+          <w:b/>
+          <w:bCs/>
+          <w:color w:val="333333"/>
+          <w:sz w:val="28"/>
+          <w:szCs w:val="28"/>
+          <w:lang w:eastAsia="ru-RU"/>
+        </w:rPr>
+        <w:t>г) нет верного ответа.</w:t>
+      </w:r>
+    </w:p>
+    <w:p>
+      <w:pPr>
+        <w:rPr>
+          <w:rFonts w:ascii="Times New Roman" w:eastAsia="Times New Roman" w:hAnsi="Times New Roman" w:cs="Times New Roman"/>
+          <w:b/>
+          <w:bCs/>
+          <w:color w:val="333333"/>
+          <w:sz w:val="28"/>
+          <w:szCs w:val="28"/>
+          <w:vertAlign w:val="superscript"/>
+          <w:lang w:eastAsia="ru-RU"/>
+        </w:rPr>
+      </w:pPr>
+    </w:p>
+    <w:p>
+      <w:pPr>
+        <w:rPr>
+          <w:rFonts w:ascii="Times New Roman" w:eastAsia="Times New Roman" w:hAnsi="Times New Roman" w:cs="Times New Roman"/>
+          <w:b/>
+          <w:bCs/>
+          <w:color w:val="333333"/>
+          <w:sz w:val="28"/>
+          <w:szCs w:val="28"/>
+          <w:lang w:eastAsia="ru-RU"/>
+        </w:rPr>
+      </w:pPr>
+      <w:r>
+        <w:rPr>
+          <w:rFonts w:ascii="Times New Roman" w:eastAsia="Times New Roman" w:hAnsi="Times New Roman" w:cs="Times New Roman"/>
+          <w:b/>
+          <w:bCs/>
+          <w:color w:val="333333"/>
+          <w:sz w:val="28"/>
+          <w:szCs w:val="28"/>
+          <w:lang w:eastAsia="ru-RU"/>
+        </w:rPr>
+        <w:t>4. Металлическая щетка предназначена:</w:t>
+      </w:r>
+    </w:p>
+    <w:p>
+      <w:pPr>
+        <w:rPr>
+          <w:rFonts w:ascii="Times New Roman" w:eastAsia="Times New Roman" w:hAnsi="Times New Roman" w:cs="Times New Roman"/>
+          <w:b/>
+          <w:bCs/>
+          <w:color w:val="333333"/>
+          <w:sz w:val="28"/>
+          <w:szCs w:val="28"/>
+          <w:lang w:eastAsia="ru-RU"/>
+        </w:rPr>
+      </w:pPr>
+      <w:r>
+        <w:rPr>
+          <w:rFonts w:ascii="Times New Roman" w:eastAsia="Times New Roman" w:hAnsi="Times New Roman" w:cs="Times New Roman"/>
+          <w:b/>
+          <w:bCs/>
+          <w:color w:val="333333"/>
+          <w:sz w:val="28"/>
+          <w:szCs w:val="28"/>
+          <w:lang w:eastAsia="ru-RU"/>
+        </w:rPr>
+        <w:t>а) для зачистки сварных швов;</w:t>
+      </w:r>
+    </w:p>
+    <w:p>
+      <w:pPr>
+        <w:rPr>
+          <w:rFonts w:ascii="Times New Roman" w:eastAsia="Times New Roman" w:hAnsi="Times New Roman" w:cs="Times New Roman"/>
+          <w:b/>
+          <w:bCs/>
+          <w:color w:val="333333"/>
+          <w:sz w:val="28"/>
+          <w:szCs w:val="28"/>
+          <w:lang w:eastAsia="ru-RU"/>
+        </w:rPr>
+      </w:pPr>
+      <w:r>
+        <w:rPr>
+          <w:rFonts w:ascii="Times New Roman" w:eastAsia="Times New Roman" w:hAnsi="Times New Roman" w:cs="Times New Roman"/>
+          <w:b/>
+          <w:bCs/>
+          <w:color w:val="333333"/>
+          <w:sz w:val="28"/>
+          <w:szCs w:val="28"/>
+          <w:lang w:eastAsia="ru-RU"/>
+        </w:rPr>
+        <w:t>б) для отбивания шлака;</w:t>
+      </w:r>
+    </w:p>
+    <w:p>
+      <w:pPr>
+        <w:rPr>
+          <w:rFonts w:ascii="Times New Roman" w:eastAsia="Times New Roman" w:hAnsi="Times New Roman" w:cs="Times New Roman"/>
+          <w:b/>
+          <w:bCs/>
+          <w:color w:val="333333"/>
+          <w:sz w:val="28"/>
+          <w:szCs w:val="28"/>
+          <w:lang w:eastAsia="ru-RU"/>
+        </w:rPr>
+      </w:pPr>
+      <w:r>
+        <w:rPr>
+          <w:rFonts w:ascii="Times New Roman" w:eastAsia="Times New Roman" w:hAnsi="Times New Roman" w:cs="Times New Roman"/>
+          <w:b/>
+          <w:bCs/>
+          <w:color w:val="333333"/>
+          <w:sz w:val="28"/>
+          <w:szCs w:val="28"/>
+          <w:lang w:eastAsia="ru-RU"/>
+        </w:rPr>
+        <w:t>в) для подготовки кромок для сварки;</w:t>
+      </w:r>
+    </w:p>
+    <w:p>
+      <w:pPr>
+        <w:rPr>
+          <w:rFonts w:ascii="Times New Roman" w:eastAsia="Times New Roman" w:hAnsi="Times New Roman" w:cs="Times New Roman"/>
+          <w:b/>
+          <w:bCs/>
+          <w:color w:val="333333"/>
+          <w:sz w:val="28"/>
+          <w:szCs w:val="28"/>
+          <w:lang w:eastAsia="ru-RU"/>
+        </w:rPr>
+      </w:pPr>
+      <w:r>
+        <w:rPr>
+          <w:rFonts w:ascii="Times New Roman" w:eastAsia="Times New Roman" w:hAnsi="Times New Roman" w:cs="Times New Roman"/>
+          <w:b/>
+          <w:bCs/>
+          <w:color w:val="333333"/>
+          <w:sz w:val="28"/>
+          <w:szCs w:val="28"/>
+          <w:lang w:eastAsia="ru-RU"/>
+        </w:rPr>
+        <w:t>г) для отбивания брызг застывшего металла.</w:t>
+      </w:r>
+    </w:p>
+    <w:p>
+      <w:pPr>
+        <w:rPr>
+          <w:rFonts w:ascii="Times New Roman" w:eastAsia="Times New Roman" w:hAnsi="Times New Roman" w:cs="Times New Roman"/>
+          <w:b/>
+          <w:bCs/>
+          <w:color w:val="333333"/>
+          <w:sz w:val="28"/>
+          <w:szCs w:val="28"/>
+          <w:lang w:eastAsia="ru-RU"/>
+        </w:rPr>
+      </w:pPr>
+    </w:p>
+    <w:p>
+      <w:pPr>
+        <w:rPr>
+          <w:rFonts w:ascii="Times New Roman" w:eastAsia="Times New Roman" w:hAnsi="Times New Roman" w:cs="Times New Roman"/>
+          <w:b/>
+          <w:bCs/>
+          <w:color w:val="333333"/>
+          <w:sz w:val="28"/>
+          <w:szCs w:val="28"/>
+          <w:lang w:eastAsia="ru-RU"/>
+        </w:rPr>
+      </w:pPr>
+      <w:r>
+        <w:rPr>
+          <w:rFonts w:ascii="Times New Roman" w:eastAsia="Times New Roman" w:hAnsi="Times New Roman" w:cs="Times New Roman"/>
+          <w:b/>
+          <w:bCs/>
+          <w:color w:val="333333"/>
+          <w:sz w:val="28"/>
+          <w:szCs w:val="28"/>
+          <w:lang w:eastAsia="ru-RU"/>
+        </w:rPr>
+        <w:t>5. Какой способ зажигания дуги чаще всего применяется в стесненных условиях?</w:t>
+      </w:r>
+    </w:p>
+    <w:p>
+      <w:pPr>
+        <w:rPr>
+          <w:rFonts w:ascii="Times New Roman" w:eastAsia="Times New Roman" w:hAnsi="Times New Roman" w:cs="Times New Roman"/>
+          <w:b/>
+          <w:bCs/>
+          <w:color w:val="333333"/>
+          <w:sz w:val="28"/>
+          <w:szCs w:val="28"/>
+          <w:lang w:eastAsia="ru-RU"/>
+        </w:rPr>
+      </w:pPr>
+      <w:r>
+        <w:rPr>
+          <w:rFonts w:ascii="Times New Roman" w:eastAsia="Times New Roman" w:hAnsi="Times New Roman" w:cs="Times New Roman"/>
+          <w:b/>
+          <w:bCs/>
+          <w:color w:val="333333"/>
+          <w:sz w:val="28"/>
+          <w:szCs w:val="28"/>
+          <w:lang w:eastAsia="ru-RU"/>
+        </w:rPr>
+        <w:lastRenderedPageBreak/>
+        <w:t>а) чирканьем;</w:t>
+      </w:r>
+    </w:p>
+    <w:p>
+      <w:pPr>
+        <w:rPr>
+          <w:rFonts w:ascii="Times New Roman" w:eastAsia="Times New Roman" w:hAnsi="Times New Roman" w:cs="Times New Roman"/>
+          <w:b/>
+          <w:bCs/>
+          <w:color w:val="333333"/>
+          <w:sz w:val="28"/>
+          <w:szCs w:val="28"/>
+          <w:lang w:eastAsia="ru-RU"/>
+        </w:rPr>
+      </w:pPr>
+      <w:r>
+        <w:rPr>
+          <w:rFonts w:ascii="Times New Roman" w:eastAsia="Times New Roman" w:hAnsi="Times New Roman" w:cs="Times New Roman"/>
+          <w:b/>
+          <w:bCs/>
+          <w:color w:val="333333"/>
+          <w:sz w:val="28"/>
+          <w:szCs w:val="28"/>
+          <w:lang w:eastAsia="ru-RU"/>
+        </w:rPr>
+        <w:t>б) прямым отрывом;</w:t>
+      </w:r>
+    </w:p>
+    <w:p>
+      <w:pPr>
+        <w:rPr>
+          <w:rFonts w:ascii="Times New Roman" w:eastAsia="Times New Roman" w:hAnsi="Times New Roman" w:cs="Times New Roman"/>
+          <w:b/>
+          <w:bCs/>
+          <w:color w:val="333333"/>
+          <w:sz w:val="28"/>
+          <w:szCs w:val="28"/>
+          <w:lang w:eastAsia="ru-RU"/>
+        </w:rPr>
+      </w:pPr>
+      <w:r>
+        <w:rPr>
+          <w:rFonts w:ascii="Times New Roman" w:eastAsia="Times New Roman" w:hAnsi="Times New Roman" w:cs="Times New Roman"/>
+          <w:b/>
+          <w:bCs/>
+          <w:color w:val="333333"/>
+          <w:sz w:val="28"/>
+          <w:szCs w:val="28"/>
+          <w:lang w:eastAsia="ru-RU"/>
+        </w:rPr>
+        <w:t>в) касанием под углом;</w:t>
+      </w:r>
+    </w:p>
+    <w:p>
+      <w:pPr>
+        <w:rPr>
+          <w:rFonts w:ascii="Times New Roman" w:eastAsia="Times New Roman" w:hAnsi="Times New Roman" w:cs="Times New Roman"/>
+          <w:b/>
+          <w:bCs/>
+          <w:color w:val="333333"/>
+          <w:sz w:val="28"/>
+          <w:szCs w:val="28"/>
+          <w:lang w:eastAsia="ru-RU"/>
+        </w:rPr>
+      </w:pPr>
+      <w:r>
+        <w:rPr>
+          <w:rFonts w:ascii="Times New Roman" w:eastAsia="Times New Roman" w:hAnsi="Times New Roman" w:cs="Times New Roman"/>
+          <w:b/>
+          <w:bCs/>
+          <w:color w:val="333333"/>
+          <w:sz w:val="28"/>
+          <w:szCs w:val="28"/>
+          <w:lang w:eastAsia="ru-RU"/>
+        </w:rPr>
+        <w:t>г) предварительным нагревом.</w:t>
+      </w:r>
+    </w:p>
+    <w:p>
+      <w:pPr>
+        <w:rPr>
+          <w:rFonts w:ascii="Times New Roman" w:eastAsia="Times New Roman" w:hAnsi="Times New Roman" w:cs="Times New Roman"/>
+          <w:b/>
+          <w:bCs/>
+          <w:color w:val="333333"/>
+          <w:sz w:val="28"/>
+          <w:szCs w:val="28"/>
+          <w:lang w:eastAsia="ru-RU"/>
+        </w:rPr>
+      </w:pPr>
+    </w:p>
+    <w:p>
+      <w:pPr>
+        <w:rPr>
+          <w:rFonts w:ascii="Times New Roman" w:eastAsia="Times New Roman" w:hAnsi="Times New Roman" w:cs="Times New Roman"/>
+          <w:b/>
+          <w:bCs/>
+          <w:color w:val="333333"/>
+          <w:sz w:val="28"/>
+          <w:szCs w:val="28"/>
+          <w:lang w:eastAsia="ru-RU"/>
+        </w:rPr>
+      </w:pPr>
+      <w:r>
+        <w:rPr>
+          <w:rFonts w:ascii="Times New Roman" w:eastAsia="Times New Roman" w:hAnsi="Times New Roman" w:cs="Times New Roman"/>
+          <w:b/>
+          <w:bCs/>
+          <w:color w:val="333333"/>
+          <w:sz w:val="28"/>
+          <w:szCs w:val="28"/>
+          <w:lang w:eastAsia="ru-RU"/>
+        </w:rPr>
+        <w:t>6. Выберите нормальную длину дуги при ручной дуговой сварке:</w:t>
+      </w:r>
+    </w:p>
+    <w:p>
+      <w:pPr>
+        <w:rPr>
+          <w:rFonts w:ascii="Times New Roman" w:eastAsia="Times New Roman" w:hAnsi="Times New Roman" w:cs="Times New Roman"/>
+          <w:b/>
+          <w:bCs/>
+          <w:color w:val="333333"/>
+          <w:sz w:val="28"/>
+          <w:szCs w:val="28"/>
+          <w:lang w:eastAsia="ru-RU"/>
+        </w:rPr>
+      </w:pPr>
+      <w:r>
+        <w:rPr>
+          <w:rFonts w:ascii="Times New Roman" w:eastAsia="Times New Roman" w:hAnsi="Times New Roman" w:cs="Times New Roman"/>
+          <w:b/>
+          <w:bCs/>
+          <w:color w:val="333333"/>
+          <w:sz w:val="28"/>
+          <w:szCs w:val="28"/>
+          <w:lang w:eastAsia="ru-RU"/>
+        </w:rPr>
+        <w:t>а) 0.5-1 мм;</w:t>
+      </w:r>
+    </w:p>
+    <w:p>
+      <w:pPr>
+        <w:rPr>
+          <w:rFonts w:ascii="Times New Roman" w:eastAsia="Times New Roman" w:hAnsi="Times New Roman" w:cs="Times New Roman"/>
+          <w:b/>
+          <w:bCs/>
+          <w:color w:val="333333"/>
+          <w:sz w:val="28"/>
+          <w:szCs w:val="28"/>
+          <w:lang w:eastAsia="ru-RU"/>
+        </w:rPr>
+      </w:pPr>
+      <w:r>
+        <w:rPr>
+          <w:rFonts w:ascii="Times New Roman" w:eastAsia="Times New Roman" w:hAnsi="Times New Roman" w:cs="Times New Roman"/>
+          <w:b/>
+          <w:bCs/>
+          <w:color w:val="333333"/>
+          <w:sz w:val="28"/>
+          <w:szCs w:val="28"/>
+          <w:lang w:eastAsia="ru-RU"/>
+        </w:rPr>
+        <w:t>б) 3-5 мм;</w:t>
+      </w:r>
+    </w:p>
+    <w:p>
+      <w:pPr>
+        <w:rPr>
+          <w:rFonts w:ascii="Times New Roman" w:eastAsia="Times New Roman" w:hAnsi="Times New Roman" w:cs="Times New Roman"/>
+          <w:b/>
+          <w:bCs/>
+          <w:color w:val="333333"/>
+          <w:sz w:val="28"/>
+          <w:szCs w:val="28"/>
+          <w:lang w:eastAsia="ru-RU"/>
+        </w:rPr>
+      </w:pPr>
+      <w:r>
+        <w:rPr>
+          <w:rFonts w:ascii="Times New Roman" w:eastAsia="Times New Roman" w:hAnsi="Times New Roman" w:cs="Times New Roman"/>
+          <w:b/>
+          <w:bCs/>
+          <w:color w:val="333333"/>
+          <w:sz w:val="28"/>
+          <w:szCs w:val="28"/>
+          <w:lang w:eastAsia="ru-RU"/>
+        </w:rPr>
+        <w:t>в) 10-15 мм;</w:t>
+      </w:r>
+    </w:p>
+    <w:p>
+      <w:pPr>
+        <w:rPr>
+          <w:rFonts w:ascii="Times New Roman" w:eastAsia="Times New Roman" w:hAnsi="Times New Roman" w:cs="Times New Roman"/>
+          <w:b/>
+          <w:bCs/>
+          <w:color w:val="333333"/>
+          <w:sz w:val="28"/>
+          <w:szCs w:val="28"/>
+          <w:lang w:eastAsia="ru-RU"/>
+        </w:rPr>
+      </w:pPr>
+      <w:r>
+        <w:rPr>
+          <w:rFonts w:ascii="Times New Roman" w:eastAsia="Times New Roman" w:hAnsi="Times New Roman" w:cs="Times New Roman"/>
+          <w:b/>
+          <w:bCs/>
+          <w:color w:val="333333"/>
+          <w:sz w:val="28"/>
+          <w:szCs w:val="28"/>
+          <w:lang w:eastAsia="ru-RU"/>
+        </w:rPr>
+        <w:t>г) длину электрода.</w:t>
+      </w:r>
+    </w:p>
+    <w:p>
+      <w:pPr>
+        <w:rPr>
+          <w:rFonts w:ascii="Times New Roman" w:eastAsia="Times New Roman" w:hAnsi="Times New Roman" w:cs="Times New Roman"/>
+          <w:b/>
+          <w:bCs/>
+          <w:color w:val="333333"/>
+          <w:sz w:val="28"/>
+          <w:szCs w:val="28"/>
+          <w:vertAlign w:val="superscript"/>
+          <w:lang w:eastAsia="ru-RU"/>
+        </w:rPr>
+      </w:pPr>
+    </w:p>
+    <w:p>
+      <w:pPr>
+        <w:rPr>
+          <w:rFonts w:ascii="Times New Roman" w:eastAsia="Times New Roman" w:hAnsi="Times New Roman" w:cs="Times New Roman"/>
+          <w:b/>
+          <w:bCs/>
+          <w:color w:val="333333"/>
+          <w:sz w:val="28"/>
+          <w:szCs w:val="28"/>
+          <w:lang w:eastAsia="ru-RU"/>
+        </w:rPr>
+      </w:pPr>
+      <w:r>
+        <w:rPr>
+          <w:rFonts w:ascii="Times New Roman" w:eastAsia="Times New Roman" w:hAnsi="Times New Roman" w:cs="Times New Roman"/>
+          <w:b/>
+          <w:bCs/>
+          <w:color w:val="333333"/>
+          <w:sz w:val="28"/>
+          <w:szCs w:val="28"/>
+          <w:lang w:eastAsia="ru-RU"/>
+        </w:rPr>
+        <w:t>7. Укажите требования к рабочему месту сварщика:</w:t>
+      </w:r>
+    </w:p>
+    <w:p>
+      <w:pPr>
+        <w:rPr>
+          <w:rFonts w:ascii="Times New Roman" w:eastAsia="Times New Roman" w:hAnsi="Times New Roman" w:cs="Times New Roman"/>
+          <w:b/>
+          <w:bCs/>
+          <w:color w:val="333333"/>
+          <w:sz w:val="28"/>
+          <w:szCs w:val="28"/>
+          <w:lang w:eastAsia="ru-RU"/>
+        </w:rPr>
+      </w:pPr>
+      <w:r>
+        <w:rPr>
+          <w:rFonts w:ascii="Times New Roman" w:eastAsia="Times New Roman" w:hAnsi="Times New Roman" w:cs="Times New Roman"/>
+          <w:b/>
+          <w:bCs/>
+          <w:color w:val="333333"/>
+          <w:sz w:val="28"/>
+          <w:szCs w:val="28"/>
+          <w:lang w:eastAsia="ru-RU"/>
+        </w:rPr>
+        <w:t>а) особые требования к рабочему месту сварщика не предъявляются;</w:t>
+      </w:r>
+    </w:p>
+    <w:p>
+      <w:pPr>
+        <w:rPr>
+          <w:rFonts w:ascii="Times New Roman" w:eastAsia="Times New Roman" w:hAnsi="Times New Roman" w:cs="Times New Roman"/>
+          <w:b/>
+          <w:bCs/>
+          <w:color w:val="333333"/>
+          <w:sz w:val="28"/>
+          <w:szCs w:val="28"/>
+          <w:lang w:eastAsia="ru-RU"/>
+        </w:rPr>
+      </w:pPr>
+      <w:r>
+        <w:rPr>
+          <w:rFonts w:ascii="Times New Roman" w:eastAsia="Times New Roman" w:hAnsi="Times New Roman" w:cs="Times New Roman"/>
+          <w:b/>
+          <w:bCs/>
+          <w:color w:val="333333"/>
+          <w:sz w:val="28"/>
+          <w:szCs w:val="28"/>
+          <w:lang w:eastAsia="ru-RU"/>
+        </w:rPr>
+        <w:t>б) рабочее место сварщика должно быть ограждено;</w:t>
+      </w:r>
+    </w:p>
+    <w:p>
+      <w:pPr>
+        <w:rPr>
+          <w:rFonts w:ascii="Times New Roman" w:eastAsia="Times New Roman" w:hAnsi="Times New Roman" w:cs="Times New Roman"/>
+          <w:b/>
+          <w:bCs/>
+          <w:color w:val="333333"/>
+          <w:sz w:val="28"/>
+          <w:szCs w:val="28"/>
+          <w:lang w:eastAsia="ru-RU"/>
+        </w:rPr>
+      </w:pPr>
+      <w:r>
+        <w:rPr>
+          <w:rFonts w:ascii="Times New Roman" w:eastAsia="Times New Roman" w:hAnsi="Times New Roman" w:cs="Times New Roman"/>
+          <w:b/>
+          <w:bCs/>
+          <w:color w:val="333333"/>
+          <w:sz w:val="28"/>
+          <w:szCs w:val="28"/>
+          <w:lang w:eastAsia="ru-RU"/>
+        </w:rPr>
+        <w:t>в) рабочее место сварщика и поверхности свариваемых конструкций должны защищаться от осадков и сильного ветра.</w:t>
+      </w:r>
+    </w:p>
+    <w:p>
+      <w:pPr>
+        <w:rPr>
+          <w:rFonts w:ascii="Times New Roman" w:eastAsia="Times New Roman" w:hAnsi="Times New Roman" w:cs="Times New Roman"/>
+          <w:b/>
+          <w:bCs/>
+          <w:color w:val="333333"/>
+          <w:sz w:val="28"/>
+          <w:szCs w:val="28"/>
+          <w:lang w:eastAsia="ru-RU"/>
+        </w:rPr>
+      </w:pPr>
+      <w:r>
+        <w:rPr>
+          <w:rFonts w:ascii="Times New Roman" w:eastAsia="Times New Roman" w:hAnsi="Times New Roman" w:cs="Times New Roman"/>
+          <w:b/>
+          <w:bCs/>
+          <w:color w:val="333333"/>
+          <w:sz w:val="28"/>
+          <w:szCs w:val="28"/>
+          <w:lang w:eastAsia="ru-RU"/>
+        </w:rPr>
+        <w:t>8. К основным параметрам сварки относятся:</w:t>
+      </w:r>
+    </w:p>
+    <w:p>
+      <w:pPr>
+        <w:rPr>
+          <w:rFonts w:ascii="Times New Roman" w:eastAsia="Times New Roman" w:hAnsi="Times New Roman" w:cs="Times New Roman"/>
+          <w:b/>
+          <w:bCs/>
+          <w:color w:val="333333"/>
+          <w:sz w:val="28"/>
+          <w:szCs w:val="28"/>
+          <w:lang w:eastAsia="ru-RU"/>
+        </w:rPr>
+      </w:pPr>
+      <w:r>
+        <w:rPr>
+          <w:rFonts w:ascii="Times New Roman" w:eastAsia="Times New Roman" w:hAnsi="Times New Roman" w:cs="Times New Roman"/>
+          <w:b/>
+          <w:bCs/>
+          <w:color w:val="333333"/>
+          <w:sz w:val="28"/>
+          <w:szCs w:val="28"/>
+          <w:lang w:eastAsia="ru-RU"/>
+        </w:rPr>
+        <w:t>а) сила сварочного тока (</w:t>
+      </w:r>
+      <w:proofErr w:type="spellStart"/>
+      <w:r>
+        <w:rPr>
+          <w:rFonts w:ascii="Times New Roman" w:eastAsia="Times New Roman" w:hAnsi="Times New Roman" w:cs="Times New Roman"/>
+          <w:b/>
+          <w:bCs/>
+          <w:color w:val="333333"/>
+          <w:sz w:val="28"/>
+          <w:szCs w:val="28"/>
+          <w:lang w:eastAsia="ru-RU"/>
+        </w:rPr>
+        <w:t>I</w:t>
+      </w:r>
+      <w:r>
+        <w:rPr>
+          <w:rFonts w:ascii="Times New Roman" w:eastAsia="Times New Roman" w:hAnsi="Times New Roman" w:cs="Times New Roman"/>
+          <w:b/>
+          <w:bCs/>
+          <w:color w:val="333333"/>
+          <w:sz w:val="28"/>
+          <w:szCs w:val="28"/>
+          <w:vertAlign w:val="subscript"/>
+          <w:lang w:eastAsia="ru-RU"/>
+        </w:rPr>
+        <w:t>св</w:t>
+      </w:r>
+      <w:proofErr w:type="spellEnd"/>
+      <w:r>
+        <w:rPr>
+          <w:rFonts w:ascii="Times New Roman" w:eastAsia="Times New Roman" w:hAnsi="Times New Roman" w:cs="Times New Roman"/>
+          <w:b/>
+          <w:bCs/>
+          <w:color w:val="333333"/>
+          <w:sz w:val="28"/>
+          <w:szCs w:val="28"/>
+          <w:lang w:eastAsia="ru-RU"/>
+        </w:rPr>
+        <w:t>);</w:t>
+      </w:r>
+    </w:p>
+    <w:p>
+      <w:pPr>
+        <w:rPr>
+          <w:rFonts w:ascii="Times New Roman" w:eastAsia="Times New Roman" w:hAnsi="Times New Roman" w:cs="Times New Roman"/>
+          <w:b/>
+          <w:bCs/>
+          <w:color w:val="333333"/>
+          <w:sz w:val="28"/>
+          <w:szCs w:val="28"/>
+          <w:lang w:eastAsia="ru-RU"/>
+        </w:rPr>
+      </w:pPr>
+      <w:r>
+        <w:rPr>
+          <w:rFonts w:ascii="Times New Roman" w:eastAsia="Times New Roman" w:hAnsi="Times New Roman" w:cs="Times New Roman"/>
+          <w:b/>
+          <w:bCs/>
+          <w:color w:val="333333"/>
+          <w:sz w:val="28"/>
+          <w:szCs w:val="28"/>
+          <w:lang w:eastAsia="ru-RU"/>
+        </w:rPr>
+        <w:t>б) марка электрода;</w:t>
+      </w:r>
+    </w:p>
+    <w:p>
+      <w:pPr>
+        <w:rPr>
+          <w:rFonts w:ascii="Times New Roman" w:eastAsia="Times New Roman" w:hAnsi="Times New Roman" w:cs="Times New Roman"/>
+          <w:b/>
+          <w:bCs/>
+          <w:color w:val="333333"/>
+          <w:sz w:val="28"/>
+          <w:szCs w:val="28"/>
+          <w:lang w:eastAsia="ru-RU"/>
+        </w:rPr>
+      </w:pPr>
+      <w:r>
+        <w:rPr>
+          <w:rFonts w:ascii="Times New Roman" w:eastAsia="Times New Roman" w:hAnsi="Times New Roman" w:cs="Times New Roman"/>
+          <w:b/>
+          <w:bCs/>
+          <w:color w:val="333333"/>
+          <w:sz w:val="28"/>
+          <w:szCs w:val="28"/>
+          <w:lang w:eastAsia="ru-RU"/>
+        </w:rPr>
+        <w:t>в) положение шва в пространстве.</w:t>
+      </w:r>
+    </w:p>
+    <w:p>
+      <w:pPr>
+        <w:rPr>
+          <w:rFonts w:ascii="Times New Roman" w:eastAsia="Times New Roman" w:hAnsi="Times New Roman" w:cs="Times New Roman"/>
+          <w:b/>
+          <w:bCs/>
+          <w:color w:val="333333"/>
+          <w:sz w:val="28"/>
+          <w:szCs w:val="28"/>
+          <w:lang w:eastAsia="ru-RU"/>
+        </w:rPr>
+      </w:pPr>
+    </w:p>
+    <w:p>
+      <w:pPr>
+        <w:rPr>
+          <w:rFonts w:ascii="Times New Roman" w:eastAsia="Times New Roman" w:hAnsi="Times New Roman" w:cs="Times New Roman"/>
+          <w:b/>
+          <w:bCs/>
+          <w:color w:val="333333"/>
+          <w:sz w:val="28"/>
+          <w:szCs w:val="28"/>
+          <w:lang w:eastAsia="ru-RU"/>
+        </w:rPr>
+      </w:pPr>
+      <w:r>
+        <w:rPr>
+          <w:rFonts w:ascii="Times New Roman" w:eastAsia="Times New Roman" w:hAnsi="Times New Roman" w:cs="Times New Roman"/>
+          <w:b/>
+          <w:bCs/>
+          <w:color w:val="333333"/>
+          <w:sz w:val="28"/>
+          <w:szCs w:val="28"/>
+          <w:lang w:eastAsia="ru-RU"/>
+        </w:rPr>
+        <w:t>9. К дополнительным параметрам сварки относятся:</w:t>
+      </w:r>
+    </w:p>
+    <w:p>
+      <w:pPr>
+        <w:rPr>
+          <w:rFonts w:ascii="Times New Roman" w:eastAsia="Times New Roman" w:hAnsi="Times New Roman" w:cs="Times New Roman"/>
+          <w:b/>
+          <w:bCs/>
+          <w:color w:val="333333"/>
+          <w:sz w:val="28"/>
+          <w:szCs w:val="28"/>
+          <w:lang w:eastAsia="ru-RU"/>
+        </w:rPr>
+      </w:pPr>
+      <w:r>
+        <w:rPr>
+          <w:rFonts w:ascii="Times New Roman" w:eastAsia="Times New Roman" w:hAnsi="Times New Roman" w:cs="Times New Roman"/>
+          <w:b/>
+          <w:bCs/>
+          <w:color w:val="333333"/>
+          <w:sz w:val="28"/>
+          <w:szCs w:val="28"/>
+          <w:lang w:eastAsia="ru-RU"/>
+        </w:rPr>
+        <w:t>а) положение шва в пространстве;</w:t>
+      </w:r>
+    </w:p>
+    <w:p>
+      <w:pPr>
+        <w:rPr>
+          <w:rFonts w:ascii="Times New Roman" w:eastAsia="Times New Roman" w:hAnsi="Times New Roman" w:cs="Times New Roman"/>
+          <w:b/>
+          <w:bCs/>
+          <w:color w:val="333333"/>
+          <w:sz w:val="28"/>
+          <w:szCs w:val="28"/>
+          <w:lang w:eastAsia="ru-RU"/>
+        </w:rPr>
+      </w:pPr>
+      <w:r>
+        <w:rPr>
+          <w:rFonts w:ascii="Times New Roman" w:eastAsia="Times New Roman" w:hAnsi="Times New Roman" w:cs="Times New Roman"/>
+          <w:b/>
+          <w:bCs/>
+          <w:color w:val="333333"/>
+          <w:sz w:val="28"/>
+          <w:szCs w:val="28"/>
+          <w:lang w:eastAsia="ru-RU"/>
+        </w:rPr>
+        <w:t>б) диаметр электрода;</w:t>
+      </w:r>
+    </w:p>
+    <w:p>
+      <w:pPr>
+        <w:rPr>
+          <w:rFonts w:ascii="Times New Roman" w:eastAsia="Times New Roman" w:hAnsi="Times New Roman" w:cs="Times New Roman"/>
+          <w:b/>
+          <w:bCs/>
+          <w:color w:val="333333"/>
+          <w:sz w:val="28"/>
+          <w:szCs w:val="28"/>
+          <w:lang w:eastAsia="ru-RU"/>
+        </w:rPr>
+      </w:pPr>
+      <w:r>
+        <w:rPr>
+          <w:rFonts w:ascii="Times New Roman" w:eastAsia="Times New Roman" w:hAnsi="Times New Roman" w:cs="Times New Roman"/>
+          <w:b/>
+          <w:bCs/>
+          <w:color w:val="333333"/>
+          <w:sz w:val="28"/>
+          <w:szCs w:val="28"/>
+          <w:lang w:eastAsia="ru-RU"/>
+        </w:rPr>
+        <w:t>в) скорость сварки.</w:t>
+      </w:r>
+    </w:p>
+    <w:p>
+      <w:pPr>
+        <w:rPr>
+          <w:rFonts w:ascii="Times New Roman" w:eastAsia="Times New Roman" w:hAnsi="Times New Roman" w:cs="Times New Roman"/>
+          <w:b/>
+          <w:bCs/>
+          <w:color w:val="333333"/>
+          <w:sz w:val="28"/>
+          <w:szCs w:val="28"/>
+          <w:lang w:eastAsia="ru-RU"/>
+        </w:rPr>
+      </w:pPr>
+    </w:p>
+    <w:p>
+      <w:pPr>
+        <w:rPr>
+          <w:rFonts w:ascii="Times New Roman" w:eastAsia="Times New Roman" w:hAnsi="Times New Roman" w:cs="Times New Roman"/>
+          <w:b/>
+          <w:bCs/>
+          <w:color w:val="333333"/>
+          <w:sz w:val="28"/>
+          <w:szCs w:val="28"/>
+          <w:lang w:eastAsia="ru-RU"/>
+        </w:rPr>
+      </w:pPr>
+      <w:r>
+        <w:rPr>
+          <w:rFonts w:ascii="Times New Roman" w:eastAsia="Times New Roman" w:hAnsi="Times New Roman" w:cs="Times New Roman"/>
+          <w:b/>
+          <w:bCs/>
+          <w:color w:val="333333"/>
+          <w:sz w:val="28"/>
+          <w:szCs w:val="28"/>
+          <w:lang w:eastAsia="ru-RU"/>
+        </w:rPr>
+        <w:t xml:space="preserve">     10. Разделка кромок — это...</w:t>
+      </w:r>
+    </w:p>
+    <w:p>
+      <w:pPr>
+        <w:rPr>
+          <w:rFonts w:ascii="Times New Roman" w:eastAsia="Times New Roman" w:hAnsi="Times New Roman" w:cs="Times New Roman"/>
+          <w:b/>
+          <w:bCs/>
+          <w:color w:val="333333"/>
+          <w:sz w:val="28"/>
+          <w:szCs w:val="28"/>
+          <w:lang w:eastAsia="ru-RU"/>
+        </w:rPr>
+      </w:pPr>
+      <w:r>
+        <w:rPr>
+          <w:rFonts w:ascii="Times New Roman" w:eastAsia="Times New Roman" w:hAnsi="Times New Roman" w:cs="Times New Roman"/>
+          <w:b/>
+          <w:bCs/>
+          <w:color w:val="333333"/>
+          <w:sz w:val="28"/>
+          <w:szCs w:val="28"/>
+          <w:lang w:eastAsia="ru-RU"/>
+        </w:rPr>
+        <w:t>а) очистка кромок от ржавчины;</w:t>
+      </w:r>
+    </w:p>
+    <w:p>
+      <w:pPr>
+        <w:rPr>
+          <w:rFonts w:ascii="Times New Roman" w:eastAsia="Times New Roman" w:hAnsi="Times New Roman" w:cs="Times New Roman"/>
+          <w:b/>
+          <w:bCs/>
+          <w:color w:val="333333"/>
+          <w:sz w:val="28"/>
+          <w:szCs w:val="28"/>
+          <w:lang w:eastAsia="ru-RU"/>
+        </w:rPr>
+      </w:pPr>
+      <w:r>
+        <w:rPr>
+          <w:rFonts w:ascii="Times New Roman" w:eastAsia="Times New Roman" w:hAnsi="Times New Roman" w:cs="Times New Roman"/>
+          <w:b/>
+          <w:bCs/>
+          <w:color w:val="333333"/>
+          <w:sz w:val="28"/>
+          <w:szCs w:val="28"/>
+          <w:lang w:eastAsia="ru-RU"/>
+        </w:rPr>
+        <w:lastRenderedPageBreak/>
+        <w:t>б) придание кромкам формы, обеспечивающей доступ дуги к корню шва;</w:t>
+      </w:r>
+    </w:p>
+    <w:p>
+      <w:pPr>
+        <w:rPr>
+          <w:rFonts w:ascii="Times New Roman" w:eastAsia="Times New Roman" w:hAnsi="Times New Roman" w:cs="Times New Roman"/>
+          <w:b/>
+          <w:bCs/>
+          <w:color w:val="333333"/>
+          <w:sz w:val="28"/>
+          <w:szCs w:val="28"/>
+          <w:lang w:eastAsia="ru-RU"/>
+        </w:rPr>
+      </w:pPr>
+      <w:r>
+        <w:rPr>
+          <w:rFonts w:ascii="Times New Roman" w:eastAsia="Times New Roman" w:hAnsi="Times New Roman" w:cs="Times New Roman"/>
+          <w:b/>
+          <w:bCs/>
+          <w:color w:val="333333"/>
+          <w:sz w:val="28"/>
+          <w:szCs w:val="28"/>
+          <w:lang w:eastAsia="ru-RU"/>
+        </w:rPr>
+        <w:t>в) правка деформированных кромок;</w:t>
+      </w:r>
+    </w:p>
+    <w:p>
+      <w:pPr>
+        <w:rPr>
+          <w:rFonts w:ascii="Times New Roman" w:eastAsia="Times New Roman" w:hAnsi="Times New Roman" w:cs="Times New Roman"/>
+          <w:b/>
+          <w:bCs/>
+          <w:color w:val="333333"/>
+          <w:sz w:val="28"/>
+          <w:szCs w:val="28"/>
+          <w:lang w:eastAsia="ru-RU"/>
+        </w:rPr>
+      </w:pPr>
+      <w:r>
+        <w:rPr>
+          <w:rFonts w:ascii="Times New Roman" w:eastAsia="Times New Roman" w:hAnsi="Times New Roman" w:cs="Times New Roman"/>
+          <w:b/>
+          <w:bCs/>
+          <w:color w:val="333333"/>
+          <w:sz w:val="28"/>
+          <w:szCs w:val="28"/>
+          <w:lang w:eastAsia="ru-RU"/>
+        </w:rPr>
+        <w:t>г) установка зазора между деталями.</w:t>
+      </w:r>
+    </w:p>
     <w:p/>
     <w:sectPr>
       <w:pgSz w:w="11906" w:h="16838"/>
@@ -1568,7 +1992,6 @@
   <w:style w:type="character" w:default="1" w:styleId="a0">
     <w:name w:val="Default Paragraph Font"/>
     <w:uiPriority w:val="1"/>
-    <w:semiHidden/>
     <w:unhideWhenUsed/>
   </w:style>
   <w:style w:type="table" w:default="1" w:styleId="a1">
